--- a/docs/SYSTEM_MAP.docx
+++ b/docs/SYSTEM_MAP.docx
@@ -2125,7 +2125,7 @@
               <w:rPr>
                 <w:b/>
               </w:rPr>
-              <w:t>Evidence</w:t>
+              <w:t>Evidence (post-audit, Case 52)</w:t>
             </w:r>
           </w:p>
         </w:tc>
@@ -2179,7 +2179,19 @@
               <w:rPr>
                 <w:b w:val="0"/>
               </w:rPr>
-              <w:t>WF ~0.83, survivorship-stamped 0.83→0.93 (Case 46) — the only standalone edge</w:t>
+              <w:t xml:space="preserve">WF 0.83 but </w:t>
+            </w:r>
+            <w:r>
+              <w:rPr>
+                <w:b/>
+              </w:rPr>
+              <w:t>regime-dependent</w:t>
+            </w:r>
+            <w:r>
+              <w:rPr>
+                <w:b w:val="0"/>
+              </w:rPr>
+              <w:t xml:space="preserve"> (H1 0.27 / H2 1.39; 2022 −0.9); forward ~0.3–0.5; survivorship-robust (Case 46). The only standalone edge.</w:t>
             </w:r>
           </w:p>
         </w:tc>
@@ -2207,7 +2219,7 @@
               <w:rPr>
                 <w:b w:val="0"/>
               </w:rPr>
-              <w:t>DIVERSIFIER</w:t>
+              <w:t>OBSERVE (not a validated leg)</w:t>
             </w:r>
           </w:p>
         </w:tc>
@@ -2233,7 +2245,19 @@
               <w:rPr>
                 <w:b w:val="0"/>
               </w:rPr>
-              <w:t>first leg that *lifts* the book → combined 1.08, DSR 0.90, ρ=0.04 (Case 49); tail stress-validated (Case 50)</w:t>
+              <w:t xml:space="preserve">*looked* like a diversifier (combined 1.08, Case 49) but the audit showed the </w:t>
+            </w:r>
+            <w:r>
+              <w:rPr>
+                <w:b/>
+              </w:rPr>
+              <w:t>lift is a 2022–23 vol-crush artifact — since 2024 the book lift is −0.27</w:t>
+            </w:r>
+            <w:r>
+              <w:rPr>
+                <w:b w:val="0"/>
+              </w:rPr>
+              <w:t>. Tail-cap stress-validated (Case 50); kept tiny only to observe if the VRP regime returns.</w:t>
             </w:r>
           </w:p>
         </w:tc>
@@ -2287,7 +2311,7 @@
               <w:rPr>
                 <w:b w:val="0"/>
               </w:rPr>
-              <w:t>dilutes over the OOS window (Case 47) — tracked only, zero trading capital</w:t>
+              <w:t>dilutes over the OOS window (Case 47); gate flips on recency (Case 52) — tracked only, zero capital</w:t>
             </w:r>
           </w:p>
         </w:tc>
@@ -2298,19 +2322,7 @@
         <w:rPr>
           <w:b w:val="0"/>
         </w:rPr>
-        <w:t xml:space="preserve">The combined book (pairs + capped short-vol) backtests to </w:t>
-      </w:r>
-      <w:r>
-        <w:rPr>
-          <w:b/>
-        </w:rPr>
-        <w:t>~1.08 Sharpe, −5.5% DD</w:t>
-      </w:r>
-      <w:r>
-        <w:rPr>
-          <w:b w:val="0"/>
-        </w:rPr>
-        <w:t>; a simulated</w:t>
+        <w:t>Honest combined-book numbers (Case 52): over the period both legs were live, pairs+short-vol = **1.07</w:t>
       </w:r>
     </w:p>
     <w:p>
@@ -2318,7 +2330,47 @@
         <w:rPr>
           <w:b w:val="0"/>
         </w:rPr>
-        <w:t>volmageddon at the 8% cap keeps the worst-case drawdown &lt; ~10% (Case 50). All three sleeves log live</w:t>
+        <w:t>(lift +0.24)</w:t>
+      </w:r>
+      <w:r>
+        <w:rPr>
+          <w:b/>
+        </w:rPr>
+        <w:t xml:space="preserve"> — but that lift is </w:t>
+      </w:r>
+      <w:r>
+        <w:rPr>
+          <w:b w:val="0"/>
+        </w:rPr>
+        <w:t>entirely pre-2024</w:t>
+      </w:r>
+      <w:r>
+        <w:rPr>
+          <w:b/>
+        </w:rPr>
+        <w:t xml:space="preserve">; on 2024+ data the lift is </w:t>
+      </w:r>
+      <w:r>
+        <w:rPr>
+          <w:b w:val="0"/>
+        </w:rPr>
+        <w:t>−0.27** (short-vol</w:t>
+      </w:r>
+    </w:p>
+    <w:p>
+      <w:r>
+        <w:rPr>
+          <w:b w:val="0"/>
+        </w:rPr>
+        <w:t>drags). The canonical union book (incl. pairs-warmup days) is 0.92. The ρ≈0.04 correlation is real and</w:t>
+      </w:r>
+    </w:p>
+    <w:p>
+      <w:r>
+        <w:rPr>
+          <w:b w:val="0"/>
+        </w:rPr>
+        <w:t>stress-stable, but "uncorrelated ≠ hedged" — the combined tail is short-vol's. All three sleeves log live</w:t>
       </w:r>
     </w:p>
     <w:p>
@@ -2348,13 +2400,13 @@
         <w:rPr>
           <w:b/>
         </w:rPr>
-        <w:t>50 experiments</w:t>
+        <w:t>52 experiments and an adversarial self-audit (Case 52)</w:t>
       </w:r>
       <w:r>
         <w:rPr>
           <w:b w:val="0"/>
         </w:rPr>
-        <w:t>: **one validated, deployed, survivorship-stamped core edge (cointegrated-pairs</w:t>
+        <w:t>: **exactly one thin, regime-dependent</w:t>
       </w:r>
     </w:p>
     <w:p>
@@ -2362,7 +2414,7 @@
         <w:rPr>
           <w:b w:val="0"/>
         </w:rPr>
-        <w:t>basket, WF ~0.83, −4% DD) and — after rejecting value, momentum, and seasonality — one genuine second</w:t>
+        <w:t>edge** — the cointegrated-pairs basket, WF 0.83 but forward-honest ~0.3–0.5 (first-half 0.27, 2022 −0.9),</w:t>
       </w:r>
     </w:p>
     <w:p>
@@ -2370,7 +2422,7 @@
         <w:rPr>
           <w:b w:val="0"/>
         </w:rPr>
-        <w:t>leg (short-volatility / VRP) that LIFTS the combined book to ~1.08 (DSR 0.90), sized tiny with a</w:t>
+        <w:t>survivorship-robust, deployed on a forward track. The short-vol "second leg" was **downgraded by the</w:t>
       </w:r>
     </w:p>
     <w:p>
@@ -2378,7 +2430,7 @@
         <w:rPr>
           <w:b w:val="0"/>
         </w:rPr>
-        <w:t>stress-validated tail cap.** The profit-per-day is still a few bps — invisible day-to-day, real over</w:t>
+        <w:t>audit**: its diversification was a 2022–23 vol-crush artifact and it has *dragged* the book since 2024 —</w:t>
       </w:r>
     </w:p>
     <w:p>
@@ -2386,7 +2438,7 @@
         <w:rPr>
           <w:b w:val="0"/>
         </w:rPr>
-        <w:t>hundreds of days — but the book is now genuinely diversified across two uncorrelated risk axes</w:t>
+        <w:t>kept tiny only to observe. **Zero new edges have cleared the project's own out-of-universe + out-of-regime</w:t>
       </w:r>
     </w:p>
     <w:p>
@@ -2394,7 +2446,7 @@
         <w:rPr>
           <w:b w:val="0"/>
         </w:rPr>
-        <w:t>(statistical mean-reversion + the variance-risk-premium). The lever for more remains additional</w:t>
+        <w:t>bar.** The profit-per-day is a few bps — invisible day-to-day, real over hundreds of days. The lever for</w:t>
       </w:r>
     </w:p>
     <w:p>
@@ -2402,7 +2454,19 @@
         <w:rPr>
           <w:b w:val="0"/>
         </w:rPr>
-        <w:t>*generalizing, robust, uncorrelated* legs sized to Kelly — found through the same brutal gauntlet that</w:t>
+        <w:t xml:space="preserve">more is a </w:t>
+      </w:r>
+      <w:r>
+        <w:rPr>
+          <w:b/>
+        </w:rPr>
+        <w:t>genuinely uncorrelated additional axis</w:t>
+      </w:r>
+      <w:r>
+        <w:rPr>
+          <w:b w:val="0"/>
+        </w:rPr>
+        <w:t xml:space="preserve"> (ideally a long-vol / convexity sleeve that actually</w:t>
       </w:r>
     </w:p>
     <w:p>
@@ -2410,7 +2474,7 @@
         <w:rPr>
           <w:b w:val="0"/>
         </w:rPr>
-        <w:t>rejected three plausible candidates this session. The platform's value is unchanged: it tells the truth</w:t>
+        <w:t>hedges short-vol's crash, which the correlation analysis proved is undiversified). The platform's value</w:t>
       </w:r>
     </w:p>
     <w:p>
@@ -2418,7 +2482,7 @@
         <w:rPr>
           <w:b w:val="0"/>
         </w:rPr>
-        <w:t>(including the tail it hasn't sampled) instead of a comfortable fiction.</w:t>
+        <w:t>is exactly this: it caught its *own* overselling — the harness tells the truth, including about itself.</w:t>
       </w:r>
     </w:p>
     <w:sectPr>
